--- a/Backend/Director_Disclosure/Output_Disclosures/2024-25/ADANI_HEALTH_VENTURES_LIMITED/DIR-8/DIR8_Sagar_Rajeshbhai_Adani_07626229.docx
+++ b/Backend/Director_Disclosure/Output_Disclosures/2024-25/ADANI_HEALTH_VENTURES_LIMITED/DIR-8/DIR8_Sagar_Rajeshbhai_Adani_07626229.docx
@@ -690,146 +690,6 @@
                 <w:b w:val="0"/>
                 <w:sz w:val="23"/>
               </w:rPr>
-              <w:t>ADANI DIGITAL LABS LIMITED</w:t>
-            </w:r>
-          </w:p>
-        </w:tc>
-        <w:tc>
-          <w:tcPr>
-            <w:tcW w:type="dxa" w:w="2610"/>
-          </w:tcPr>
-          <w:p>
-            <w:pPr>
-              <w:spacing w:after="0"/>
-              <w:jc w:val="center"/>
-            </w:pPr>
-            <w:r>
-              <w:rPr>
-                <w:rFonts w:ascii="Adani" w:hAnsi="Adani" w:eastAsia="Adani" w:cs="Adani"/>
-                <w:b w:val="0"/>
-                <w:sz w:val="23"/>
-              </w:rPr>
-              <w:t>22/09/2021</w:t>
-            </w:r>
-          </w:p>
-        </w:tc>
-        <w:tc>
-          <w:tcPr>
-            <w:tcW w:type="dxa" w:w="2250"/>
-          </w:tcPr>
-          <w:p>
-            <w:pPr>
-              <w:spacing w:after="0"/>
-              <w:jc w:val="center"/>
-            </w:pPr>
-          </w:p>
-        </w:tc>
-      </w:tr>
-      <w:tr>
-        <w:tc>
-          <w:tcPr>
-            <w:tcW w:type="dxa" w:w="636"/>
-          </w:tcPr>
-          <w:p>
-            <w:pPr>
-              <w:spacing w:after="0"/>
-              <w:ind w:left="360"/>
-            </w:pPr>
-            <w:r>
-              <w:rPr>
-                <w:rFonts w:ascii="Adani" w:hAnsi="Adani" w:eastAsia="Adani" w:cs="Adani"/>
-                <w:b w:val="0"/>
-                <w:sz w:val="23"/>
-              </w:rPr>
-              <w:t>7</w:t>
-            </w:r>
-          </w:p>
-        </w:tc>
-        <w:tc>
-          <w:tcPr>
-            <w:tcW w:type="dxa" w:w="3864"/>
-          </w:tcPr>
-          <w:p>
-            <w:pPr>
-              <w:spacing w:after="0"/>
-              <w:jc w:val="both"/>
-            </w:pPr>
-            <w:r>
-              <w:rPr>
-                <w:rFonts w:ascii="Adani" w:hAnsi="Adani" w:eastAsia="Adani" w:cs="Adani"/>
-                <w:b w:val="0"/>
-                <w:sz w:val="23"/>
-              </w:rPr>
-              <w:t>ADANI SPECIAL SITUATIONS PRIVATE LIMITED</w:t>
-            </w:r>
-          </w:p>
-        </w:tc>
-        <w:tc>
-          <w:tcPr>
-            <w:tcW w:type="dxa" w:w="2610"/>
-          </w:tcPr>
-          <w:p>
-            <w:pPr>
-              <w:spacing w:after="0"/>
-              <w:jc w:val="center"/>
-            </w:pPr>
-            <w:r>
-              <w:rPr>
-                <w:rFonts w:ascii="Adani" w:hAnsi="Adani" w:eastAsia="Adani" w:cs="Adani"/>
-                <w:b w:val="0"/>
-                <w:sz w:val="23"/>
-              </w:rPr>
-              <w:t>08/12/2020</w:t>
-            </w:r>
-          </w:p>
-        </w:tc>
-        <w:tc>
-          <w:tcPr>
-            <w:tcW w:type="dxa" w:w="2250"/>
-          </w:tcPr>
-          <w:p>
-            <w:pPr>
-              <w:spacing w:after="0"/>
-              <w:jc w:val="center"/>
-            </w:pPr>
-          </w:p>
-        </w:tc>
-      </w:tr>
-      <w:tr>
-        <w:tc>
-          <w:tcPr>
-            <w:tcW w:type="dxa" w:w="636"/>
-          </w:tcPr>
-          <w:p>
-            <w:pPr>
-              <w:spacing w:after="0"/>
-              <w:ind w:left="360"/>
-            </w:pPr>
-            <w:r>
-              <w:rPr>
-                <w:rFonts w:ascii="Adani" w:hAnsi="Adani" w:eastAsia="Adani" w:cs="Adani"/>
-                <w:b w:val="0"/>
-                <w:sz w:val="23"/>
-              </w:rPr>
-              <w:t>8</w:t>
-            </w:r>
-          </w:p>
-        </w:tc>
-        <w:tc>
-          <w:tcPr>
-            <w:tcW w:type="dxa" w:w="3864"/>
-          </w:tcPr>
-          <w:p>
-            <w:pPr>
-              <w:spacing w:after="0"/>
-              <w:jc w:val="both"/>
-            </w:pPr>
-            <w:r>
-              <w:rPr>
-                <w:rFonts w:ascii="Adani" w:hAnsi="Adani" w:eastAsia="Adani" w:cs="Adani"/>
-                <w:b w:val="0"/>
-                <w:sz w:val="23"/>
-              </w:rPr>
               <w:t>AEML SEEPZ LIMITED</w:t>
             </w:r>
           </w:p>
@@ -881,7 +741,7 @@
                 <w:b w:val="0"/>
                 <w:sz w:val="23"/>
               </w:rPr>
-              <w:t>9</w:t>
+              <w:t>7</w:t>
             </w:r>
           </w:p>
         </w:tc>
@@ -951,7 +811,7 @@
                 <w:b w:val="0"/>
                 <w:sz w:val="23"/>
               </w:rPr>
-              <w:t>10</w:t>
+              <w:t>8</w:t>
             </w:r>
           </w:p>
         </w:tc>
@@ -1021,287 +881,7 @@
                 <w:b w:val="0"/>
                 <w:sz w:val="23"/>
               </w:rPr>
-              <w:t>11</w:t>
-            </w:r>
-          </w:p>
-        </w:tc>
-        <w:tc>
-          <w:tcPr>
-            <w:tcW w:type="dxa" w:w="3864"/>
-          </w:tcPr>
-          <w:p>
-            <w:pPr>
-              <w:spacing w:after="0"/>
-              <w:jc w:val="both"/>
-            </w:pPr>
-            <w:r>
-              <w:rPr>
-                <w:rFonts w:ascii="Adani" w:hAnsi="Adani" w:eastAsia="Adani" w:cs="Adani"/>
-                <w:b w:val="0"/>
-                <w:sz w:val="23"/>
-              </w:rPr>
-              <w:t>ADANI GREEN ENERGY (TAMILNADU) LIMITED</w:t>
-            </w:r>
-          </w:p>
-        </w:tc>
-        <w:tc>
-          <w:tcPr>
-            <w:tcW w:type="dxa" w:w="2610"/>
-          </w:tcPr>
-          <w:p>
-            <w:pPr>
-              <w:spacing w:after="0"/>
-              <w:jc w:val="center"/>
-            </w:pPr>
-            <w:r>
-              <w:rPr>
-                <w:rFonts w:ascii="Adani" w:hAnsi="Adani" w:eastAsia="Adani" w:cs="Adani"/>
-                <w:b w:val="0"/>
-                <w:sz w:val="23"/>
-              </w:rPr>
-              <w:t>31/10/2018</w:t>
-            </w:r>
-          </w:p>
-        </w:tc>
-        <w:tc>
-          <w:tcPr>
-            <w:tcW w:type="dxa" w:w="2250"/>
-          </w:tcPr>
-          <w:p>
-            <w:pPr>
-              <w:spacing w:after="0"/>
-              <w:jc w:val="center"/>
-            </w:pPr>
-          </w:p>
-        </w:tc>
-      </w:tr>
-      <w:tr>
-        <w:tc>
-          <w:tcPr>
-            <w:tcW w:type="dxa" w:w="636"/>
-          </w:tcPr>
-          <w:p>
-            <w:pPr>
-              <w:spacing w:after="0"/>
-              <w:ind w:left="360"/>
-            </w:pPr>
-            <w:r>
-              <w:rPr>
-                <w:rFonts w:ascii="Adani" w:hAnsi="Adani" w:eastAsia="Adani" w:cs="Adani"/>
-                <w:b w:val="0"/>
-                <w:sz w:val="23"/>
-              </w:rPr>
-              <w:t>12</w:t>
-            </w:r>
-          </w:p>
-        </w:tc>
-        <w:tc>
-          <w:tcPr>
-            <w:tcW w:type="dxa" w:w="3864"/>
-          </w:tcPr>
-          <w:p>
-            <w:pPr>
-              <w:spacing w:after="0"/>
-              <w:jc w:val="both"/>
-            </w:pPr>
-            <w:r>
-              <w:rPr>
-                <w:rFonts w:ascii="Adani" w:hAnsi="Adani" w:eastAsia="Adani" w:cs="Adani"/>
-                <w:b w:val="0"/>
-                <w:sz w:val="23"/>
-              </w:rPr>
-              <w:t>ADANI ELECTRICITY MUMBAI INFRA LIMITED</w:t>
-            </w:r>
-          </w:p>
-        </w:tc>
-        <w:tc>
-          <w:tcPr>
-            <w:tcW w:type="dxa" w:w="2610"/>
-          </w:tcPr>
-          <w:p>
-            <w:pPr>
-              <w:spacing w:after="0"/>
-              <w:jc w:val="center"/>
-            </w:pPr>
-            <w:r>
-              <w:rPr>
-                <w:rFonts w:ascii="Adani" w:hAnsi="Adani" w:eastAsia="Adani" w:cs="Adani"/>
-                <w:b w:val="0"/>
-                <w:sz w:val="23"/>
-              </w:rPr>
-              <w:t>29/08/2018</w:t>
-            </w:r>
-          </w:p>
-        </w:tc>
-        <w:tc>
-          <w:tcPr>
-            <w:tcW w:type="dxa" w:w="2250"/>
-          </w:tcPr>
-          <w:p>
-            <w:pPr>
-              <w:spacing w:after="0"/>
-              <w:jc w:val="center"/>
-            </w:pPr>
-          </w:p>
-        </w:tc>
-      </w:tr>
-      <w:tr>
-        <w:tc>
-          <w:tcPr>
-            <w:tcW w:type="dxa" w:w="636"/>
-          </w:tcPr>
-          <w:p>
-            <w:pPr>
-              <w:spacing w:after="0"/>
-              <w:ind w:left="360"/>
-            </w:pPr>
-            <w:r>
-              <w:rPr>
-                <w:rFonts w:ascii="Adani" w:hAnsi="Adani" w:eastAsia="Adani" w:cs="Adani"/>
-                <w:b w:val="0"/>
-                <w:sz w:val="23"/>
-              </w:rPr>
-              <w:t>13</w:t>
-            </w:r>
-          </w:p>
-        </w:tc>
-        <w:tc>
-          <w:tcPr>
-            <w:tcW w:type="dxa" w:w="3864"/>
-          </w:tcPr>
-          <w:p>
-            <w:pPr>
-              <w:spacing w:after="0"/>
-              <w:jc w:val="both"/>
-            </w:pPr>
-            <w:r>
-              <w:rPr>
-                <w:rFonts w:ascii="Adani" w:hAnsi="Adani" w:eastAsia="Adani" w:cs="Adani"/>
-                <w:b w:val="0"/>
-                <w:sz w:val="23"/>
-              </w:rPr>
-              <w:t>ADANI FINSERVE PRIVATE LIMITED</w:t>
-            </w:r>
-          </w:p>
-        </w:tc>
-        <w:tc>
-          <w:tcPr>
-            <w:tcW w:type="dxa" w:w="2610"/>
-          </w:tcPr>
-          <w:p>
-            <w:pPr>
-              <w:spacing w:after="0"/>
-              <w:jc w:val="center"/>
-            </w:pPr>
-            <w:r>
-              <w:rPr>
-                <w:rFonts w:ascii="Adani" w:hAnsi="Adani" w:eastAsia="Adani" w:cs="Adani"/>
-                <w:b w:val="0"/>
-                <w:sz w:val="23"/>
-              </w:rPr>
-              <w:t>02/05/2018</w:t>
-            </w:r>
-          </w:p>
-        </w:tc>
-        <w:tc>
-          <w:tcPr>
-            <w:tcW w:type="dxa" w:w="2250"/>
-          </w:tcPr>
-          <w:p>
-            <w:pPr>
-              <w:spacing w:after="0"/>
-              <w:jc w:val="center"/>
-            </w:pPr>
-          </w:p>
-        </w:tc>
-      </w:tr>
-      <w:tr>
-        <w:tc>
-          <w:tcPr>
-            <w:tcW w:type="dxa" w:w="636"/>
-          </w:tcPr>
-          <w:p>
-            <w:pPr>
-              <w:spacing w:after="0"/>
-              <w:ind w:left="360"/>
-            </w:pPr>
-            <w:r>
-              <w:rPr>
-                <w:rFonts w:ascii="Adani" w:hAnsi="Adani" w:eastAsia="Adani" w:cs="Adani"/>
-                <w:b w:val="0"/>
-                <w:sz w:val="23"/>
-              </w:rPr>
-              <w:t>14</w:t>
-            </w:r>
-          </w:p>
-        </w:tc>
-        <w:tc>
-          <w:tcPr>
-            <w:tcW w:type="dxa" w:w="3864"/>
-          </w:tcPr>
-          <w:p>
-            <w:pPr>
-              <w:spacing w:after="0"/>
-              <w:jc w:val="both"/>
-            </w:pPr>
-            <w:r>
-              <w:rPr>
-                <w:rFonts w:ascii="Adani" w:hAnsi="Adani" w:eastAsia="Adani" w:cs="Adani"/>
-                <w:b w:val="0"/>
-                <w:sz w:val="23"/>
-              </w:rPr>
-              <w:t>TYGER HOME FINANCE PRIVATE LIMITED</w:t>
-            </w:r>
-          </w:p>
-        </w:tc>
-        <w:tc>
-          <w:tcPr>
-            <w:tcW w:type="dxa" w:w="2610"/>
-          </w:tcPr>
-          <w:p>
-            <w:pPr>
-              <w:spacing w:after="0"/>
-              <w:jc w:val="center"/>
-            </w:pPr>
-            <w:r>
-              <w:rPr>
-                <w:rFonts w:ascii="Adani" w:hAnsi="Adani" w:eastAsia="Adani" w:cs="Adani"/>
-                <w:b w:val="0"/>
-                <w:sz w:val="23"/>
-              </w:rPr>
-              <w:t>05/09/2017</w:t>
-            </w:r>
-          </w:p>
-        </w:tc>
-        <w:tc>
-          <w:tcPr>
-            <w:tcW w:type="dxa" w:w="2250"/>
-          </w:tcPr>
-          <w:p>
-            <w:pPr>
-              <w:spacing w:after="0"/>
-              <w:jc w:val="center"/>
-            </w:pPr>
-          </w:p>
-        </w:tc>
-      </w:tr>
-      <w:tr>
-        <w:tc>
-          <w:tcPr>
-            <w:tcW w:type="dxa" w:w="636"/>
-          </w:tcPr>
-          <w:p>
-            <w:pPr>
-              <w:spacing w:after="0"/>
-              <w:ind w:left="360"/>
-            </w:pPr>
-            <w:r>
-              <w:rPr>
-                <w:rFonts w:ascii="Adani" w:hAnsi="Adani" w:eastAsia="Adani" w:cs="Adani"/>
-                <w:b w:val="0"/>
-                <w:sz w:val="23"/>
-              </w:rPr>
-              <w:t>15</w:t>
+              <w:t>9</w:t>
             </w:r>
           </w:p>
         </w:tc>
@@ -1371,7 +951,7 @@
                 <w:b w:val="0"/>
                 <w:sz w:val="23"/>
               </w:rPr>
-              <w:t>16</w:t>
+              <w:t>10</w:t>
             </w:r>
           </w:p>
         </w:tc>
@@ -1410,76 +990,6 @@
                 <w:sz w:val="23"/>
               </w:rPr>
               <w:t>24/03/2017</w:t>
-            </w:r>
-          </w:p>
-        </w:tc>
-        <w:tc>
-          <w:tcPr>
-            <w:tcW w:type="dxa" w:w="2250"/>
-          </w:tcPr>
-          <w:p>
-            <w:pPr>
-              <w:spacing w:after="0"/>
-              <w:jc w:val="center"/>
-            </w:pPr>
-          </w:p>
-        </w:tc>
-      </w:tr>
-      <w:tr>
-        <w:tc>
-          <w:tcPr>
-            <w:tcW w:type="dxa" w:w="636"/>
-          </w:tcPr>
-          <w:p>
-            <w:pPr>
-              <w:spacing w:after="0"/>
-              <w:ind w:left="360"/>
-            </w:pPr>
-            <w:r>
-              <w:rPr>
-                <w:rFonts w:ascii="Adani" w:hAnsi="Adani" w:eastAsia="Adani" w:cs="Adani"/>
-                <w:b w:val="0"/>
-                <w:sz w:val="23"/>
-              </w:rPr>
-              <w:t>17</w:t>
-            </w:r>
-          </w:p>
-        </w:tc>
-        <w:tc>
-          <w:tcPr>
-            <w:tcW w:type="dxa" w:w="3864"/>
-          </w:tcPr>
-          <w:p>
-            <w:pPr>
-              <w:spacing w:after="0"/>
-              <w:jc w:val="both"/>
-            </w:pPr>
-            <w:r>
-              <w:rPr>
-                <w:rFonts w:ascii="Adani" w:hAnsi="Adani" w:eastAsia="Adani" w:cs="Adani"/>
-                <w:b w:val="0"/>
-                <w:sz w:val="23"/>
-              </w:rPr>
-              <w:t>TYGER CAPITAL PRIVATE LIMITED</w:t>
-            </w:r>
-          </w:p>
-        </w:tc>
-        <w:tc>
-          <w:tcPr>
-            <w:tcW w:type="dxa" w:w="2610"/>
-          </w:tcPr>
-          <w:p>
-            <w:pPr>
-              <w:spacing w:after="0"/>
-              <w:jc w:val="center"/>
-            </w:pPr>
-            <w:r>
-              <w:rPr>
-                <w:rFonts w:ascii="Adani" w:hAnsi="Adani" w:eastAsia="Adani" w:cs="Adani"/>
-                <w:b w:val="0"/>
-                <w:sz w:val="23"/>
-              </w:rPr>
-              <w:t>30/09/2016</w:t>
             </w:r>
           </w:p>
         </w:tc>
@@ -1595,7 +1105,7 @@
           <w:b w:val="0"/>
           <w:sz w:val="23"/>
         </w:rPr>
-        <w:t xml:space="preserve">Date: 07th May, 2026</w:t>
+        <w:t xml:space="preserve">Date: 15th May, 2026</w:t>
         <w:tab/>
       </w:r>
     </w:p>

--- a/Backend/Director_Disclosure/Output_Disclosures/2024-25/ADANI_HEALTH_VENTURES_LIMITED/DIR-8/DIR8_Sagar_Rajeshbhai_Adani_07626229.docx
+++ b/Backend/Director_Disclosure/Output_Disclosures/2024-25/ADANI_HEALTH_VENTURES_LIMITED/DIR-8/DIR8_Sagar_Rajeshbhai_Adani_07626229.docx
@@ -359,7 +359,7 @@
                 <w:b w:val="0"/>
                 <w:sz w:val="23"/>
               </w:rPr>
-              <w:t>30/09/2023</w:t>
+              <w:t>24/06/2024</w:t>
             </w:r>
           </w:p>
         </w:tc>
@@ -620,76 +620,6 @@
                 <w:b w:val="0"/>
                 <w:sz w:val="23"/>
               </w:rPr>
-              <w:t>ADANI NEW INDUSTRIES LIMITED</w:t>
-            </w:r>
-          </w:p>
-        </w:tc>
-        <w:tc>
-          <w:tcPr>
-            <w:tcW w:type="dxa" w:w="2610"/>
-          </w:tcPr>
-          <w:p>
-            <w:pPr>
-              <w:spacing w:after="0"/>
-              <w:jc w:val="center"/>
-            </w:pPr>
-            <w:r>
-              <w:rPr>
-                <w:rFonts w:ascii="Adani" w:hAnsi="Adani" w:eastAsia="Adani" w:cs="Adani"/>
-                <w:b w:val="0"/>
-                <w:sz w:val="23"/>
-              </w:rPr>
-              <w:t>30/12/2021</w:t>
-            </w:r>
-          </w:p>
-        </w:tc>
-        <w:tc>
-          <w:tcPr>
-            <w:tcW w:type="dxa" w:w="2250"/>
-          </w:tcPr>
-          <w:p>
-            <w:pPr>
-              <w:spacing w:after="0"/>
-              <w:jc w:val="center"/>
-            </w:pPr>
-          </w:p>
-        </w:tc>
-      </w:tr>
-      <w:tr>
-        <w:tc>
-          <w:tcPr>
-            <w:tcW w:type="dxa" w:w="636"/>
-          </w:tcPr>
-          <w:p>
-            <w:pPr>
-              <w:spacing w:after="0"/>
-              <w:ind w:left="360"/>
-            </w:pPr>
-            <w:r>
-              <w:rPr>
-                <w:rFonts w:ascii="Adani" w:hAnsi="Adani" w:eastAsia="Adani" w:cs="Adani"/>
-                <w:b w:val="0"/>
-                <w:sz w:val="23"/>
-              </w:rPr>
-              <w:t>6</w:t>
-            </w:r>
-          </w:p>
-        </w:tc>
-        <w:tc>
-          <w:tcPr>
-            <w:tcW w:type="dxa" w:w="3864"/>
-          </w:tcPr>
-          <w:p>
-            <w:pPr>
-              <w:spacing w:after="0"/>
-              <w:jc w:val="both"/>
-            </w:pPr>
-            <w:r>
-              <w:rPr>
-                <w:rFonts w:ascii="Adani" w:hAnsi="Adani" w:eastAsia="Adani" w:cs="Adani"/>
-                <w:b w:val="0"/>
-                <w:sz w:val="23"/>
-              </w:rPr>
               <w:t>AEML SEEPZ LIMITED</w:t>
             </w:r>
           </w:p>
@@ -741,7 +671,7 @@
                 <w:b w:val="0"/>
                 <w:sz w:val="23"/>
               </w:rPr>
-              <w:t>7</w:t>
+              <w:t>6</w:t>
             </w:r>
           </w:p>
         </w:tc>
@@ -779,7 +709,7 @@
                 <w:b w:val="0"/>
                 <w:sz w:val="23"/>
               </w:rPr>
-              <w:t>07/04/2020</w:t>
+              <w:t>30/11/2020</w:t>
             </w:r>
           </w:p>
         </w:tc>
@@ -811,7 +741,7 @@
                 <w:b w:val="0"/>
                 <w:sz w:val="23"/>
               </w:rPr>
-              <w:t>8</w:t>
+              <w:t>7</w:t>
             </w:r>
           </w:p>
         </w:tc>
@@ -881,7 +811,7 @@
                 <w:b w:val="0"/>
                 <w:sz w:val="23"/>
               </w:rPr>
-              <w:t>9</w:t>
+              <w:t>8</w:t>
             </w:r>
           </w:p>
         </w:tc>
@@ -951,7 +881,7 @@
                 <w:b w:val="0"/>
                 <w:sz w:val="23"/>
               </w:rPr>
-              <w:t>10</w:t>
+              <w:t>9</w:t>
             </w:r>
           </w:p>
         </w:tc>
@@ -1105,7 +1035,7 @@
           <w:b w:val="0"/>
           <w:sz w:val="23"/>
         </w:rPr>
-        <w:t xml:space="preserve">Date: 15th May, 2026</w:t>
+        <w:t xml:space="preserve">Date: 08th June, 2026</w:t>
         <w:tab/>
       </w:r>
     </w:p>
